--- a/Projects/WeatherDerivatives/ProjectGuide.docx
+++ b/Projects/WeatherDerivatives/ProjectGuide.docx
@@ -383,7 +383,124 @@
           <w:u w:val="single"/>
           <w:lang w:val="en-US"/>
         </w:rPr>
-        <w:t>What do we notice temperature is doing? Should we do anything about it?</w:t>
+        <w:t xml:space="preserve">What do we notice </w:t>
+      </w:r>
+      <w:r>
+        <w:rPr>
+          <w:b w:val="1"/>
+          <w:bCs w:val="1"/>
+          <w:u w:val="single"/>
+          <w:lang w:val="en-US"/>
+        </w:rPr>
+        <w:t>temperature</w:t>
+      </w:r>
+      <w:r>
+        <w:rPr>
+          <w:b w:val="1"/>
+          <w:bCs w:val="1"/>
+          <w:u w:val="single"/>
+          <w:lang w:val="en-US"/>
+        </w:rPr>
+        <w:t xml:space="preserve"> is doing? we do </w:t>
+      </w:r>
+      <w:r>
+        <w:rPr>
+          <w:b w:val="1"/>
+          <w:bCs w:val="1"/>
+          <w:u w:val="single"/>
+          <w:lang w:val="en-US"/>
+        </w:rPr>
+        <w:t>some</w:t>
+      </w:r>
+      <w:r>
+        <w:rPr>
+          <w:b w:val="1"/>
+          <w:bCs w:val="1"/>
+          <w:u w:val="single"/>
+          <w:lang w:val="en-US"/>
+        </w:rPr>
+        <w:t>thing about it</w:t>
+      </w:r>
+      <w:r>
+        <w:rPr>
+          <w:b w:val="1"/>
+          <w:bCs w:val="1"/>
+          <w:u w:val="single"/>
+          <w:lang w:val="en-US"/>
+        </w:rPr>
+        <w:t xml:space="preserve"> There are 2 ways to handle this:</w:t>
+      </w:r>
+    </w:p>
+    <w:p>
+      <w:pPr>
+        <w:pStyle w:val="ListParagraph"/>
+        <w:numPr>
+          <w:ilvl w:val="2"/>
+          <w:numId w:val="1"/>
+        </w:numPr>
+        <w:rPr>
+          <w:b w:val="1"/>
+          <w:bCs w:val="1"/>
+          <w:u w:val="single"/>
+          <w:lang w:val="en-US"/>
+        </w:rPr>
+      </w:pPr>
+      <w:r>
+        <w:rPr>
+          <w:b w:val="1"/>
+          <w:bCs w:val="1"/>
+          <w:u w:val="single"/>
+          <w:lang w:val="en-US"/>
+        </w:rPr>
+        <w:t>Acting on the strike</w:t>
+      </w:r>
+    </w:p>
+    <w:p>
+      <w:pPr>
+        <w:pStyle w:val="ListParagraph"/>
+        <w:numPr>
+          <w:ilvl w:val="2"/>
+          <w:numId w:val="1"/>
+        </w:numPr>
+        <w:rPr>
+          <w:b w:val="1"/>
+          <w:bCs w:val="1"/>
+          <w:u w:val="single"/>
+          <w:lang w:val="en-US"/>
+        </w:rPr>
+      </w:pPr>
+      <w:r>
+        <w:rPr>
+          <w:b w:val="1"/>
+          <w:bCs w:val="1"/>
+          <w:u w:val="single"/>
+          <w:lang w:val="en-US"/>
+        </w:rPr>
+        <w:t>Acting on the underlying</w:t>
+      </w:r>
+    </w:p>
+    <w:p>
+      <w:pPr>
+        <w:pStyle w:val="ListParagraph"/>
+        <w:numPr>
+          <w:ilvl w:val="2"/>
+          <w:numId w:val="1"/>
+        </w:numPr>
+        <w:rPr>
+          <w:b w:val="1"/>
+          <w:bCs w:val="1"/>
+          <w:u w:val="single"/>
+          <w:lang w:val="en-US"/>
+        </w:rPr>
+      </w:pPr>
+      <w:r>
+        <w:rPr>
+          <w:b w:val="1"/>
+          <w:bCs w:val="1"/>
+          <w:u w:val="single"/>
+          <w:lang w:val="en-US"/>
+        </w:rPr>
+        <w:t>Explain and write a function for both</w:t>
       </w:r>
     </w:p>
     <w:p>
@@ -393,262 +510,26 @@
           <w:ilvl w:val="1"/>
           <w:numId w:val="1"/>
         </w:numPr>
-      </w:pPr>
-      <w:r>
+        <w:jc w:val="left"/>
+        <w:rPr>
+          <w:lang w:val="de-DE"/>
+        </w:rPr>
+      </w:pPr>
+      <w:r>
+        <w:rPr>
+          <w:lang w:val="de-DE"/>
+        </w:rPr>
         <w:t xml:space="preserve">Calculate </w:t>
       </w:r>
       <w:r>
+        <w:rPr>
+          <w:lang w:val="de-DE"/>
+        </w:rPr>
         <w:t>an HDD vector which is simply</w:t>
       </w:r>
       <w:r>
         <w:br/>
       </w:r>
-      <m:oMathPara>
-        <m:oMath>
-          <m:sSub>
-            <m:sSubPr>
-              <m:ctrlPr>
-                <w:rPr>
-                  <w:rFonts w:ascii="Cambria Math" w:hAnsi="Cambria Math"/>
-                </w:rPr>
-              </m:ctrlPr>
-            </m:sSubPr>
-            <m:e>
-              <m:r>
-                <m:rPr>
-                  <m:nor/>
-                </m:rPr>
-                <m:t>HDD</m:t>
-              </m:r>
-            </m:e>
-            <m:sub>
-              <m:r>
-                <w:rPr>
-                  <w:rFonts w:ascii="Cambria Math" w:hAnsi="Cambria Math"/>
-                </w:rPr>
-                <m:t>t</m:t>
-              </m:r>
-            </m:sub>
-          </m:sSub>
-          <m:r>
-            <w:rPr>
-              <w:rFonts w:ascii="Cambria Math" w:hAnsi="Cambria Math"/>
-            </w:rPr>
-            <m:t>=</m:t>
-          </m:r>
-          <m:d>
-            <m:dPr>
-              <m:begChr m:val="{"/>
-              <m:endChr m:val=""/>
-              <m:ctrlPr>
-                <w:rPr>
-                  <w:rFonts w:ascii="Cambria Math" w:hAnsi="Cambria Math"/>
-                </w:rPr>
-              </m:ctrlPr>
-            </m:dPr>
-            <m:e>
-              <m:m>
-                <m:mPr>
-                  <m:mcs>
-                    <m:mc>
-                      <m:mcPr>
-                        <m:count m:val="2"/>
-                        <m:mcJc m:val="center"/>
-                      </m:mcPr>
-                    </m:mc>
-                  </m:mcs>
-                  <m:ctrlPr>
-                    <w:rPr>
-                      <w:rFonts w:ascii="Cambria Math" w:hAnsi="Cambria Math"/>
-                    </w:rPr>
-                  </m:ctrlPr>
-                </m:mPr>
-                <m:mr>
-                  <m:e>
-                    <m:r>
-                      <w:rPr>
-                        <w:rFonts w:ascii="Cambria Math" w:hAnsi="Cambria Math"/>
-                      </w:rPr>
-                      <m:t>1</m:t>
-                    </m:r>
-                  </m:e>
-                  <m:e>
-                    <m:r>
-                      <m:rPr>
-                        <m:nor/>
-                      </m:rPr>
-                      <m:t>if </m:t>
-                    </m:r>
-                    <m:sSub>
-                      <m:sSubPr>
-                        <m:ctrlPr>
-                          <w:rPr>
-                            <w:rFonts w:ascii="Cambria Math" w:hAnsi="Cambria Math"/>
-                          </w:rPr>
-                        </m:ctrlPr>
-                      </m:sSubPr>
-                      <m:e>
-                        <m:r>
-                          <w:rPr>
-                            <w:rFonts w:ascii="Cambria Math" w:hAnsi="Cambria Math"/>
-                          </w:rPr>
-                          <m:t>T</m:t>
-                        </m:r>
-                      </m:e>
-                      <m:sub>
-                        <m:r>
-                          <m:rPr>
-                            <m:nor/>
-                          </m:rPr>
-                          <m:t>avg</m:t>
-                        </m:r>
-                        <m:r>
-                          <w:rPr>
-                            <w:rFonts w:ascii="Cambria Math" w:hAnsi="Cambria Math"/>
-                          </w:rPr>
-                          <m:t>,t</m:t>
-                        </m:r>
-                      </m:sub>
-                    </m:sSub>
-                    <m:r>
-                      <w:rPr>
-                        <w:rFonts w:ascii="Cambria Math" w:hAnsi="Cambria Math"/>
-                      </w:rPr>
-                      <m:t>&lt;</m:t>
-                    </m:r>
-                    <m:sSup>
-                      <m:sSupPr>
-                        <m:ctrlPr>
-                          <w:rPr>
-                            <w:rFonts w:ascii="Cambria Math" w:hAnsi="Cambria Math"/>
-                          </w:rPr>
-                        </m:ctrlPr>
-                      </m:sSupPr>
-                      <m:e>
-                        <m:r>
-                          <w:rPr>
-                            <w:rFonts w:ascii="Cambria Math" w:hAnsi="Cambria Math"/>
-                          </w:rPr>
-                          <m:t>5</m:t>
-                        </m:r>
-                      </m:e>
-                      <m:sup>
-                        <m:r>
-                          <w:rPr>
-                            <w:rFonts w:ascii="Cambria Math" w:hAnsi="Cambria Math"/>
-                          </w:rPr>
-                          <m:t>∘</m:t>
-                        </m:r>
-                      </m:sup>
-                    </m:sSup>
-                    <m:r>
-                      <m:rPr>
-                        <m:nor/>
-                      </m:rPr>
-                      <m:t>C</m:t>
-                    </m:r>
-                  </m:e>
-                </m:mr>
-                <m:mr>
-                  <m:e>
-                    <m:r>
-                      <w:rPr>
-                        <w:rFonts w:ascii="Cambria Math" w:hAnsi="Cambria Math"/>
-                      </w:rPr>
-                      <m:t>0</m:t>
-                    </m:r>
-                  </m:e>
-                  <m:e>
-                    <m:r>
-                      <m:rPr>
-                        <m:nor/>
-                      </m:rPr>
-                      <m:t>if </m:t>
-                    </m:r>
-                    <m:sSub>
-                      <m:sSubPr>
-                        <m:ctrlPr>
-                          <w:rPr>
-                            <w:rFonts w:ascii="Cambria Math" w:hAnsi="Cambria Math"/>
-                          </w:rPr>
-                        </m:ctrlPr>
-                      </m:sSubPr>
-                      <m:e>
-                        <m:r>
-                          <w:rPr>
-                            <w:rFonts w:ascii="Cambria Math" w:hAnsi="Cambria Math"/>
-                          </w:rPr>
-                          <m:t>T</m:t>
-                        </m:r>
-                      </m:e>
-                      <m:sub>
-                        <m:r>
-                          <m:rPr>
-                            <m:nor/>
-                          </m:rPr>
-                          <m:t>avg</m:t>
-                        </m:r>
-                        <m:r>
-                          <w:rPr>
-                            <w:rFonts w:ascii="Cambria Math" w:hAnsi="Cambria Math"/>
-                          </w:rPr>
-                          <m:t>,t</m:t>
-                        </m:r>
-                      </m:sub>
-                    </m:sSub>
-                    <m:r>
-                      <w:rPr>
-                        <w:rFonts w:ascii="Cambria Math" w:hAnsi="Cambria Math"/>
-                      </w:rPr>
-                      <m:t>≥</m:t>
-                    </m:r>
-                    <m:sSup>
-                      <m:sSupPr>
-                        <m:ctrlPr>
-                          <w:rPr>
-                            <w:rFonts w:ascii="Cambria Math" w:hAnsi="Cambria Math"/>
-                          </w:rPr>
-                        </m:ctrlPr>
-                      </m:sSupPr>
-                      <m:e>
-                        <m:r>
-                          <w:rPr>
-                            <w:rFonts w:ascii="Cambria Math" w:hAnsi="Cambria Math"/>
-                          </w:rPr>
-                          <m:t>5</m:t>
-                        </m:r>
-                      </m:e>
-                      <m:sup>
-                        <m:r>
-                          <w:rPr>
-                            <w:rFonts w:ascii="Cambria Math" w:hAnsi="Cambria Math"/>
-                          </w:rPr>
-                          <m:t>∘</m:t>
-                        </m:r>
-                      </m:sup>
-                    </m:sSup>
-                    <m:r>
-                      <m:rPr>
-                        <m:sty m:val="p"/>
-                      </m:rPr>
-                      <w:rPr>
-                        <w:rFonts w:ascii="Cambria Math" w:hAnsi="Cambria Math"/>
-                      </w:rPr>
-                      <m:t xml:space="preserve"> </m:t>
-                    </m:r>
-                    <m:r>
-                      <m:rPr>
-                        <m:nor/>
-                      </m:rPr>
-                      <m:t>C</m:t>
-                    </m:r>
-                  </m:e>
-                </m:mr>
-              </m:m>
-            </m:e>
-          </m:d>
-        </m:oMath>
-      </m:oMathPara>
     </w:p>
     <w:p>
       <w:pPr>
@@ -684,24 +565,35 @@
           <w:ilvl w:val="2"/>
           <w:numId w:val="1"/>
         </w:numPr>
-      </w:pPr>
-      <w:r>
-        <w:rPr>
-          <w:rFonts w:eastAsiaTheme="minorEastAsia"/>
+        <w:rPr/>
+      </w:pPr>
+      <w:r>
+        <w:rPr>
+          <w:rFonts w:eastAsia="" w:eastAsiaTheme="minorEastAsia"/>
+          <w:lang w:val="en-US"/>
         </w:rPr>
         <w:t>For each Q1 of each year get the sum of the HDD vector</w:t>
       </w:r>
       <w:r>
         <w:rPr>
-          <w:rFonts w:eastAsiaTheme="minorEastAsia"/>
+          <w:rFonts w:eastAsia="" w:eastAsiaTheme="minorEastAsia"/>
+          <w:lang w:val="en-US"/>
         </w:rPr>
         <w:t xml:space="preserve"> you should have 10 HDD Q1 values, 1 for every year</w:t>
       </w:r>
       <w:r>
         <w:rPr>
-          <w:rFonts w:eastAsiaTheme="minorEastAsia"/>
+          <w:rFonts w:eastAsia="" w:eastAsiaTheme="minorEastAsia"/>
+          <w:lang w:val="en-US"/>
         </w:rPr>
         <w:t>, we call this I</w:t>
+      </w:r>
+      <w:r>
+        <w:rPr>
+          <w:rFonts w:eastAsia="" w:eastAsiaTheme="minorEastAsia"/>
+          <w:lang w:val="en-US"/>
+        </w:rPr>
+        <w:t>_year</w:t>
       </w:r>
     </w:p>
     <w:p>
@@ -1442,8 +1334,10 @@
           <w:ilvl w:val="1"/>
           <w:numId w:val="1"/>
         </w:numPr>
-      </w:pPr>
-      <w:r>
+        <w:rPr/>
+      </w:pPr>
+      <w:r>
+        <w:rPr/>
         <w:t>Aggregate this index by day</w:t>
       </w:r>
     </w:p>
@@ -1454,7 +1348,7 @@
           <w:ilvl w:val="1"/>
           <w:numId w:val="1"/>
         </w:numPr>
-        <w:jc w:val="center"/>
+        <w:jc w:val="left"/>
         <w:rPr>
           <w:rFonts w:ascii="Cambria Math" w:hAnsi="Cambria Math"/>
           <w:i w:val="1"/>
@@ -1489,14 +1383,17 @@
         <w:ind w:left="1080"/>
         <w:rPr>
           <w:rFonts w:ascii="Cambria Math" w:hAnsi="Cambria Math"/>
-          <w:i/>
+          <w:i w:val="1"/>
+          <w:iCs w:val="1"/>
+          <w:lang w:val="de-DE"/>
         </w:rPr>
       </w:pPr>
       <w:r>
         <w:rPr>
           <w:rFonts w:ascii="Cambria Math" w:hAnsi="Cambria Math"/>
-          <w:i/>
-          <w:iCs/>
+          <w:i w:val="1"/>
+          <w:iCs w:val="1"/>
+          <w:lang w:val="de-DE"/>
         </w:rPr>
         <w:t xml:space="preserve">(For example, </w:t>
       </w:r>
@@ -1557,37 +1454,13 @@
       <w:r>
         <w:rPr>
           <w:rFonts w:ascii="Cambria Math" w:hAnsi="Cambria Math"/>
-          <w:i/>
-          <w:iCs/>
-        </w:rPr>
-        <w:t xml:space="preserve"> or </w:t>
-      </w:r>
-      <m:oMath>
-        <m:r>
-          <w:rPr>
-            <w:rFonts w:ascii="Cambria Math" w:hAnsi="Cambria Math"/>
-          </w:rPr>
-          <m:t>10</m:t>
-        </m:r>
-        <m:r>
-          <m:rPr>
-            <m:nor/>
-          </m:rPr>
-          <w:rPr>
-            <w:rFonts w:ascii="Cambria Math" w:hAnsi="Cambria Math"/>
-            <w:i/>
-          </w:rPr>
-          <m:t> m/s</m:t>
-        </m:r>
-      </m:oMath>
-      <w:r>
-        <w:rPr>
-          <w:rFonts w:ascii="Cambria Math" w:hAnsi="Cambria Math"/>
-          <w:i/>
-          <w:iCs/>
-        </w:rPr>
-        <w:t xml:space="preserve"> at 100m altitude).</w:t>
-      </w:r>
+          <w:i w:val="1"/>
+          <w:iCs w:val="1"/>
+          <w:lang w:val="de-DE"/>
+        </w:rPr>
+        <w:t xml:space="preserve"> </w:t>
+      </w:r>
+      <m:oMath/>
     </w:p>
     <w:p>
       <w:pPr>
@@ -1663,21 +1536,42 @@
           <w:numId w:val="1"/>
         </w:numPr>
         <w:rPr>
-          <w:b w:val="1"/>
-          <w:bCs w:val="1"/>
-          <w:u w:val="single"/>
-          <w:lang w:val="en-US"/>
-        </w:rPr>
-      </w:pPr>
-      <w:r>
-        <w:rPr>
           <w:rFonts w:eastAsia="" w:eastAsiaTheme="minorEastAsia"/>
           <w:b w:val="1"/>
           <w:bCs w:val="1"/>
           <w:u w:val="single"/>
           <w:lang w:val="en-US"/>
         </w:rPr>
-        <w:t xml:space="preserve">You set the strike so that it paysoff 30 % of the </w:t>
+      </w:pPr>
+      <w:r>
+        <w:rPr>
+          <w:rFonts w:eastAsia="" w:eastAsiaTheme="minorEastAsia"/>
+          <w:b w:val="1"/>
+          <w:bCs w:val="1"/>
+          <w:u w:val="single"/>
+          <w:lang w:val="en-US"/>
+        </w:rPr>
+        <w:t xml:space="preserve">You set the strike so that it </w:t>
+      </w:r>
+      <w:r>
+        <w:rPr>
+          <w:rFonts w:eastAsia="" w:eastAsiaTheme="minorEastAsia"/>
+          <w:b w:val="1"/>
+          <w:bCs w:val="1"/>
+          <w:u w:val="single"/>
+          <w:lang w:val="en-US"/>
+        </w:rPr>
+        <w:t>paysoff</w:t>
+      </w:r>
+      <w:r>
+        <w:rPr>
+          <w:rFonts w:eastAsia="" w:eastAsiaTheme="minorEastAsia"/>
+          <w:b w:val="1"/>
+          <w:bCs w:val="1"/>
+          <w:u w:val="single"/>
+          <w:lang w:val="en-US"/>
+        </w:rPr>
+        <w:t xml:space="preserve"> 30 % of the </w:t>
       </w:r>
       <w:r>
         <w:rPr>
@@ -1826,13 +1720,75 @@
           <w:ilvl w:val="1"/>
           <w:numId w:val="1"/>
         </w:numPr>
-        <w:rPr/>
-      </w:pPr>
-      <w:r>
-        <w:rPr>
-          <w:lang w:val="en-US"/>
-        </w:rPr>
-        <w:t xml:space="preserve">Create methods to query different meteo_variables and price </w:t>
+        <w:rPr>
+          <w:lang w:val="en-US"/>
+        </w:rPr>
+      </w:pPr>
+      <w:r>
+        <w:rPr>
+          <w:lang w:val="en-US"/>
+        </w:rPr>
+        <w:t xml:space="preserve">Create methods to query different </w:t>
+      </w:r>
+      <w:r>
+        <w:rPr>
+          <w:lang w:val="en-US"/>
+        </w:rPr>
+        <w:t>meteo_variables</w:t>
+      </w:r>
+    </w:p>
+    <w:p>
+      <w:pPr>
+        <w:pStyle w:val="ListParagraph"/>
+        <w:numPr>
+          <w:ilvl w:val="1"/>
+          <w:numId w:val="1"/>
+        </w:numPr>
+        <w:rPr>
+          <w:lang w:val="en-US"/>
+        </w:rPr>
+      </w:pPr>
+      <w:r>
+        <w:rPr>
+          <w:lang w:val="en-US"/>
+        </w:rPr>
+        <w:t>Create a method to assess trend existence</w:t>
+      </w:r>
+    </w:p>
+    <w:p>
+      <w:pPr>
+        <w:pStyle w:val="ListParagraph"/>
+        <w:numPr>
+          <w:ilvl w:val="1"/>
+          <w:numId w:val="1"/>
+        </w:numPr>
+        <w:rPr>
+          <w:lang w:val="en-US"/>
+        </w:rPr>
+      </w:pPr>
+      <w:r>
+        <w:rPr>
+          <w:lang w:val="en-US"/>
+        </w:rPr>
+        <w:t xml:space="preserve">Create a </w:t>
+      </w:r>
+      <w:r>
+        <w:rPr>
+          <w:lang w:val="en-US"/>
+        </w:rPr>
+        <w:t>method</w:t>
+      </w:r>
+      <w:r>
+        <w:rPr>
+          <w:lang w:val="en-US"/>
+        </w:rPr>
+        <w:t xml:space="preserve"> to p</w:t>
+      </w:r>
+      <w:r>
+        <w:rPr>
+          <w:lang w:val="en-US"/>
+        </w:rPr>
+        <w:t xml:space="preserve">rice </w:t>
       </w:r>
       <w:r>
         <w:rPr>
@@ -1848,19 +1804,57 @@
           <w:ilvl w:val="2"/>
           <w:numId w:val="1"/>
         </w:numPr>
-        <w:rPr/>
-      </w:pPr>
-      <w:r>
-        <w:rPr>
-          <w:lang w:val="en-US"/>
-        </w:rPr>
-        <w:t>Be sure to have one method with a fixed strike set by the user and another that is optimized</w:t>
+        <w:rPr>
+          <w:lang w:val="en-US"/>
+        </w:rPr>
+      </w:pPr>
+      <w:r>
+        <w:rPr>
+          <w:lang w:val="en-US"/>
+        </w:rPr>
+        <w:t xml:space="preserve">Be sure to have one method </w:t>
+      </w:r>
+      <w:r>
+        <w:rPr>
+          <w:lang w:val="en-US"/>
+        </w:rPr>
+        <w:t xml:space="preserve">to price </w:t>
+      </w:r>
+      <w:r>
+        <w:rPr>
+          <w:lang w:val="en-US"/>
+        </w:rPr>
+        <w:t xml:space="preserve">with a fixed strike set by the user and another that is </w:t>
+      </w:r>
+      <w:r>
+        <w:rPr>
+          <w:lang w:val="en-US"/>
+        </w:rPr>
+        <w:t>optimized</w:t>
       </w:r>
       <w:r>
         <w:rPr>
           <w:lang w:val="en-US"/>
         </w:rPr>
         <w:t xml:space="preserve"> based on the level of payout needed</w:t>
+      </w:r>
+    </w:p>
+    <w:p>
+      <w:pPr>
+        <w:pStyle w:val="ListParagraph"/>
+        <w:numPr>
+          <w:ilvl w:val="2"/>
+          <w:numId w:val="1"/>
+        </w:numPr>
+        <w:rPr>
+          <w:lang w:val="en-US"/>
+        </w:rPr>
+      </w:pPr>
+      <w:r>
+        <w:rPr>
+          <w:lang w:val="en-US"/>
+        </w:rPr>
+        <w:t>Be sure to add a toggle to handle trends in 2 different ways</w:t>
       </w:r>
     </w:p>
     <w:p>
